--- a/Fred.docx
+++ b/Fred.docx
@@ -3,133 +3,338 @@
 <w:document xmlns:wpc="http://schemas.microsoft.com/office/word/2010/wordprocessingCanvas" xmlns:cx="http://schemas.microsoft.com/office/drawing/2014/chartex" xmlns:cx1="http://schemas.microsoft.com/office/drawing/2015/9/8/chartex" xmlns:cx2="http://schemas.microsoft.com/office/drawing/2015/10/21/chartex" xmlns:cx3="http://schemas.microsoft.com/office/drawing/2016/5/9/chartex" xmlns:cx4="http://schemas.microsoft.com/office/drawing/2016/5/10/chartex" xmlns:cx5="http://schemas.microsoft.com/office/drawing/2016/5/11/chartex" xmlns:cx6="http://schemas.microsoft.com/office/drawing/2016/5/12/chartex" xmlns:cx7="http://schemas.microsoft.com/office/drawing/2016/5/13/chartex" xmlns:cx8="http://schemas.microsoft.com/office/drawing/2016/5/14/chartex" xmlns:mc="http://schemas.openxmlformats.org/markup-compatibility/2006" xmlns:aink="http://schemas.microsoft.com/office/drawing/2016/ink" xmlns:am3d="http://schemas.microsoft.com/office/drawing/2017/model3d" xmlns:o="urn:schemas-microsoft-com:office:office" xmlns:oel="http://schemas.microsoft.com/office/2019/extlst" xmlns:r="http://schemas.openxmlformats.org/officeDocument/2006/relationships" xmlns:m="http://schemas.openxmlformats.org/officeDocument/2006/math" xmlns:v="urn:schemas-microsoft-com:vml" xmlns:wp14="http://schemas.microsoft.com/office/word/2010/wordprocessingDrawing" xmlns:wp="http://schemas.openxmlformats.org/drawingml/2006/wordprocessingDrawing" xmlns:w10="urn:schemas-microsoft-com:office:word" xmlns:w="http://schemas.openxmlformats.org/wordprocessingml/2006/main" xmlns:w14="http://schemas.microsoft.com/office/word/2010/wordml" xmlns:w15="http://schemas.microsoft.com/office/word/2012/wordml" xmlns:w16cex="http://schemas.microsoft.com/office/word/2018/wordml/cex" xmlns:w16cid="http://schemas.microsoft.com/office/word/2016/wordml/cid" xmlns:w16="http://schemas.microsoft.com/office/word/2018/wordml" xmlns:w16du="http://schemas.microsoft.com/office/word/2023/wordml/word16du" xmlns:w16sdtdh="http://schemas.microsoft.com/office/word/2020/wordml/sdtdatahash" xmlns:w16sdtfl="http://schemas.microsoft.com/office/word/2024/wordml/sdtformatlock" xmlns:w16se="http://schemas.microsoft.com/office/word/2015/wordml/symex" xmlns:wpg="http://schemas.microsoft.com/office/word/2010/wordprocessingGroup" xmlns:wpi="http://schemas.microsoft.com/office/word/2010/wordprocessingInk" xmlns:wne="http://schemas.microsoft.com/office/word/2006/wordml" xmlns:wps="http://schemas.microsoft.com/office/word/2010/wordprocessingShape" mc:Ignorable="w14 w15 w16se w16cid w16 w16cex w16sdtdh w16sdtfl w16du wp14">
   <w:body>
     <w:p>
-      <w:r>
-        <w:t xml:space="preserve">Volledige naam: </w:t>
-      </w:r>
-      <w:r>
-        <w:t>Fred</w:t>
+      <w:pPr>
+        <w:rPr>
+          <w:rFonts w:ascii="Arial" w:hAnsi="Arial" w:cs="Arial"/>
+        </w:rPr>
+      </w:pPr>
+      <w:r>
+        <w:rPr>
+          <w:rFonts w:ascii="Arial" w:hAnsi="Arial" w:cs="Arial"/>
+        </w:rPr>
+        <w:t>Volledige naam: Fred</w:t>
       </w:r>
     </w:p>
     <w:p>
-      <w:r>
-        <w:t xml:space="preserve">Geboorteplaats: </w:t>
-      </w:r>
-      <w:r>
-        <w:t>New York</w:t>
-      </w:r>
-      <w:r>
-        <w:t xml:space="preserve"> </w:t>
+      <w:pPr>
+        <w:rPr>
+          <w:rFonts w:ascii="Arial" w:hAnsi="Arial" w:cs="Arial"/>
+        </w:rPr>
+      </w:pPr>
+      <w:r>
+        <w:rPr>
+          <w:rFonts w:ascii="Arial" w:hAnsi="Arial" w:cs="Arial"/>
+        </w:rPr>
+        <w:t xml:space="preserve">Geboorteplaats: New York </w:t>
       </w:r>
     </w:p>
     <w:p>
-      <w:r>
-        <w:t xml:space="preserve">Geboortejaar: </w:t>
-      </w:r>
-      <w:r>
-        <w:t>2030</w:t>
-      </w:r>
-      <w:r>
-        <w:t xml:space="preserve"> </w:t>
+      <w:pPr>
+        <w:rPr>
+          <w:rFonts w:ascii="Arial" w:hAnsi="Arial" w:cs="Arial"/>
+        </w:rPr>
+      </w:pPr>
+      <w:r>
+        <w:rPr>
+          <w:rFonts w:ascii="Arial" w:hAnsi="Arial" w:cs="Arial"/>
+        </w:rPr>
+        <w:t xml:space="preserve">Geboortejaar: 2030 </w:t>
       </w:r>
     </w:p>
     <w:p>
-      <w:r>
-        <w:t xml:space="preserve">Geslacht: </w:t>
-      </w:r>
-      <w:r>
-        <w:t>Man</w:t>
-      </w:r>
-      <w:r>
-        <w:t xml:space="preserve"> </w:t>
+      <w:pPr>
+        <w:rPr>
+          <w:rFonts w:ascii="Arial" w:hAnsi="Arial" w:cs="Arial"/>
+        </w:rPr>
+      </w:pPr>
+      <w:r>
+        <w:rPr>
+          <w:rFonts w:ascii="Arial" w:hAnsi="Arial" w:cs="Arial"/>
+        </w:rPr>
+        <w:t xml:space="preserve">Geslacht: Man </w:t>
       </w:r>
     </w:p>
     <w:p>
-      <w:r>
-        <w:t xml:space="preserve">Soort: </w:t>
-      </w:r>
-      <w:r>
-        <w:t>Mens</w:t>
-      </w:r>
-      <w:r>
-        <w:t xml:space="preserve"> </w:t>
+      <w:pPr>
+        <w:rPr>
+          <w:rFonts w:ascii="Arial" w:hAnsi="Arial" w:cs="Arial"/>
+        </w:rPr>
+      </w:pPr>
+      <w:r>
+        <w:rPr>
+          <w:rFonts w:ascii="Arial" w:hAnsi="Arial" w:cs="Arial"/>
+        </w:rPr>
+        <w:t xml:space="preserve">Soort: Mens </w:t>
       </w:r>
     </w:p>
     <w:p>
-      <w:r>
+      <w:pPr>
+        <w:rPr>
+          <w:rFonts w:ascii="Arial" w:hAnsi="Arial" w:cs="Arial"/>
+        </w:rPr>
+      </w:pPr>
+      <w:r>
+        <w:rPr>
+          <w:rFonts w:ascii="Arial" w:hAnsi="Arial" w:cs="Arial"/>
+        </w:rPr>
         <w:t>Info</w:t>
       </w:r>
       <w:r>
+        <w:rPr>
+          <w:rFonts w:ascii="Arial" w:hAnsi="Arial" w:cs="Arial"/>
+        </w:rPr>
         <w:br/>
       </w:r>
       <w:r>
+        <w:rPr>
+          <w:rFonts w:ascii="Arial" w:hAnsi="Arial" w:cs="Arial"/>
+        </w:rPr>
         <w:t xml:space="preserve">Fred is de zoon van een wetenschapper. Vlak voor de geboorte van Fred had zijn vader een doorbraak die de mensheid zal gaan veranderen. Helaas gebeurde net dat ene wat niet mocht gebeuren. Er brak een gigantisch virus de wereld in. Het werd een pandemie en later het einde van de gehele samenleving. Toen Fred 10 </w:t>
       </w:r>
       <w:r>
+        <w:rPr>
+          <w:rFonts w:ascii="Arial" w:hAnsi="Arial" w:cs="Arial"/>
+        </w:rPr>
         <w:t xml:space="preserve">was </w:t>
       </w:r>
       <w:r>
+        <w:rPr>
+          <w:rFonts w:ascii="Arial" w:hAnsi="Arial" w:cs="Arial"/>
+        </w:rPr>
         <w:t xml:space="preserve">zocht hij veel op over </w:t>
       </w:r>
       <w:r>
+        <w:rPr>
+          <w:rFonts w:ascii="Arial" w:hAnsi="Arial" w:cs="Arial"/>
+        </w:rPr>
         <w:t>pandemisch</w:t>
       </w:r>
       <w:r>
-        <w:t xml:space="preserve"> in de geschiedenis. Hij kwam artikels tegen zoals Tyfus, Tering, de mazelen of Covid 19. De laatste was erg recent. Amper een eeuw geleden. Op zijn 16</w:t>
-      </w:r>
-      <w:r>
-        <w:rPr>
+        <w:rPr>
+          <w:rFonts w:ascii="Arial" w:hAnsi="Arial" w:cs="Arial"/>
+        </w:rPr>
+        <w:t xml:space="preserve"> in de geschiedenis. Hij kwam artikels tegen zoals Tyfus, Tering, de mazelen of Covid 19. De laatste was erg recent</w:t>
+      </w:r>
+      <w:r>
+        <w:rPr>
+          <w:rFonts w:ascii="Arial" w:hAnsi="Arial" w:cs="Arial"/>
+        </w:rPr>
+        <w:t xml:space="preserve">, maar al </w:t>
+      </w:r>
+      <w:r>
+        <w:rPr>
+          <w:rFonts w:ascii="Arial" w:hAnsi="Arial" w:cs="Arial"/>
+        </w:rPr>
+        <w:t>30</w:t>
+      </w:r>
+      <w:r>
+        <w:rPr>
+          <w:rFonts w:ascii="Arial" w:hAnsi="Arial" w:cs="Arial"/>
+        </w:rPr>
+        <w:t xml:space="preserve"> jaar geleden</w:t>
+      </w:r>
+      <w:r>
+        <w:rPr>
+          <w:rFonts w:ascii="Arial" w:hAnsi="Arial" w:cs="Arial"/>
+        </w:rPr>
+        <w:t>. Op zijn 16</w:t>
+      </w:r>
+      <w:r>
+        <w:rPr>
+          <w:rFonts w:ascii="Arial" w:hAnsi="Arial" w:cs="Arial"/>
           <w:vertAlign w:val="superscript"/>
         </w:rPr>
         <w:t>e</w:t>
       </w:r>
       <w:r>
+        <w:rPr>
+          <w:rFonts w:ascii="Arial" w:hAnsi="Arial" w:cs="Arial"/>
+        </w:rPr>
         <w:t xml:space="preserve"> raakte Fred zelf besmet</w:t>
       </w:r>
       <w:r>
-        <w:t xml:space="preserve"> met een onschuldige variant. Hij werd naar een depot gebracht om de dodelijke ziektecellen te laten doden. </w:t>
-      </w:r>
-      <w:r>
+        <w:rPr>
+          <w:rFonts w:ascii="Arial" w:hAnsi="Arial" w:cs="Arial"/>
+        </w:rPr>
+        <w:t xml:space="preserve"> met een onschuldige variant.</w:t>
+      </w:r>
+      <w:r>
+        <w:rPr>
+          <w:rFonts w:ascii="Arial" w:hAnsi="Arial" w:cs="Arial"/>
+        </w:rPr>
+        <w:t xml:space="preserve"> Dat was de </w:t>
+      </w:r>
+      <w:proofErr w:type="spellStart"/>
+      <w:r>
+        <w:rPr>
+          <w:rFonts w:ascii="Arial" w:hAnsi="Arial" w:cs="Arial"/>
+          <w:b/>
+          <w:bCs/>
+        </w:rPr>
+        <w:t>Cohan</w:t>
+      </w:r>
+      <w:proofErr w:type="spellEnd"/>
+      <w:r>
+        <w:rPr>
+          <w:rFonts w:ascii="Arial" w:hAnsi="Arial" w:cs="Arial"/>
+          <w:b/>
+          <w:bCs/>
+        </w:rPr>
+        <w:t>-</w:t>
+      </w:r>
+      <w:r>
+        <w:rPr>
+          <w:rFonts w:ascii="Arial" w:hAnsi="Arial" w:cs="Arial"/>
+          <w:b/>
+          <w:bCs/>
+        </w:rPr>
+        <w:t>koorts</w:t>
+      </w:r>
+      <w:r>
+        <w:rPr>
+          <w:rFonts w:ascii="Arial" w:hAnsi="Arial" w:cs="Arial"/>
+        </w:rPr>
+        <w:t>.</w:t>
+      </w:r>
+      <w:r>
+        <w:rPr>
+          <w:rFonts w:ascii="Arial" w:hAnsi="Arial" w:cs="Arial"/>
+        </w:rPr>
+        <w:t xml:space="preserve"> Vernoemd naar de hooggeleerde dokter James </w:t>
+      </w:r>
+      <w:proofErr w:type="spellStart"/>
+      <w:r>
+        <w:rPr>
+          <w:rFonts w:ascii="Arial" w:hAnsi="Arial" w:cs="Arial"/>
+        </w:rPr>
+        <w:t>Cohan</w:t>
+      </w:r>
+      <w:proofErr w:type="spellEnd"/>
+      <w:r>
+        <w:rPr>
+          <w:rFonts w:ascii="Arial" w:hAnsi="Arial" w:cs="Arial"/>
+        </w:rPr>
+        <w:t>.</w:t>
+      </w:r>
+      <w:r>
+        <w:rPr>
+          <w:rFonts w:ascii="Arial" w:hAnsi="Arial" w:cs="Arial"/>
+        </w:rPr>
+        <w:t xml:space="preserve"> Hij werd naar een depot gebracht om de dodelijke ziektecellen te laten doden. </w:t>
+      </w:r>
+      <w:r>
+        <w:rPr>
+          <w:rFonts w:ascii="Arial" w:hAnsi="Arial" w:cs="Arial"/>
+        </w:rPr>
         <w:t xml:space="preserve"> </w:t>
       </w:r>
       <w:r>
+        <w:rPr>
+          <w:rFonts w:ascii="Arial" w:hAnsi="Arial" w:cs="Arial"/>
+        </w:rPr>
         <w:t>Door de chemo</w:t>
       </w:r>
       <w:r>
+        <w:rPr>
+          <w:rFonts w:ascii="Arial" w:hAnsi="Arial" w:cs="Arial"/>
+        </w:rPr>
         <w:t xml:space="preserve"> raakte</w:t>
       </w:r>
       <w:r>
+        <w:rPr>
+          <w:rFonts w:ascii="Arial" w:hAnsi="Arial" w:cs="Arial"/>
+        </w:rPr>
         <w:t xml:space="preserve"> Fred</w:t>
       </w:r>
       <w:r>
+        <w:rPr>
+          <w:rFonts w:ascii="Arial" w:hAnsi="Arial" w:cs="Arial"/>
+        </w:rPr>
         <w:t xml:space="preserve"> in</w:t>
       </w:r>
       <w:r>
+        <w:rPr>
+          <w:rFonts w:ascii="Arial" w:hAnsi="Arial" w:cs="Arial"/>
+        </w:rPr>
         <w:t xml:space="preserve"> een heftige</w:t>
       </w:r>
       <w:r>
-        <w:t xml:space="preserve"> coma. Hij was ernstig ziek, maar het was niet de dodelijke afval ziekte die tegenwoordig heerst.</w:t>
-      </w:r>
-      <w:r>
+        <w:rPr>
+          <w:rFonts w:ascii="Arial" w:hAnsi="Arial" w:cs="Arial"/>
+        </w:rPr>
+        <w:t xml:space="preserve"> coma. Hij was ernstig ziek, maar het was niet de </w:t>
+      </w:r>
+      <w:r>
+        <w:rPr>
+          <w:rFonts w:ascii="Arial" w:hAnsi="Arial" w:cs="Arial"/>
+          <w:b/>
+          <w:bCs/>
+        </w:rPr>
+        <w:t>Cortex-Necrosis-7</w:t>
+      </w:r>
+      <w:r>
+        <w:rPr>
+          <w:rFonts w:ascii="Arial" w:hAnsi="Arial" w:cs="Arial"/>
+          <w:b/>
+          <w:bCs/>
+        </w:rPr>
+        <w:t xml:space="preserve"> </w:t>
+      </w:r>
+      <w:r>
+        <w:rPr>
+          <w:rFonts w:ascii="Arial" w:hAnsi="Arial" w:cs="Arial"/>
+        </w:rPr>
+        <w:t>die tegenwoordig heerst.</w:t>
+      </w:r>
+      <w:r>
+        <w:rPr>
+          <w:rFonts w:ascii="Arial" w:hAnsi="Arial" w:cs="Arial"/>
+        </w:rPr>
         <w:t xml:space="preserve"> Fred was buiten westen en kwam op 27 jarige leeftijd terug. Inmiddels volwassen en vol vragen. Hij vond zichzelf op een oud depot waar hij medicatie moest vinden om terug op krachten te komen. Het infuus had zijn lichaam in tact gehouden en nu moet hij zoeken.</w:t>
       </w:r>
     </w:p>
     <w:p>
-      <w:r>
+      <w:pPr>
+        <w:rPr>
+          <w:rFonts w:ascii="Arial" w:hAnsi="Arial" w:cs="Arial"/>
+        </w:rPr>
+      </w:pPr>
+      <w:r>
+        <w:rPr>
+          <w:rFonts w:ascii="Arial" w:hAnsi="Arial" w:cs="Arial"/>
+        </w:rPr>
         <w:t xml:space="preserve">Bijzonderheden </w:t>
       </w:r>
       <w:r>
+        <w:rPr>
+          <w:rFonts w:ascii="Arial" w:hAnsi="Arial" w:cs="Arial"/>
+        </w:rPr>
         <w:br/>
       </w:r>
       <w:r>
+        <w:rPr>
+          <w:rFonts w:ascii="Arial" w:hAnsi="Arial" w:cs="Arial"/>
+        </w:rPr>
         <w:t>Antistof:</w:t>
       </w:r>
       <w:r>
+        <w:rPr>
+          <w:rFonts w:ascii="Arial" w:hAnsi="Arial" w:cs="Arial"/>
+        </w:rPr>
         <w:br/>
         <w:t>Fred heeft door zijn chemobehandeling een antistof aangemaakt. Hierdoor komt het virus langzamer zijn lichaam in en duurt het langer voordat Fred bezeten raakt door de afvalziekte.</w:t>
       </w:r>
     </w:p>
     <w:p>
-      <w:r>
+      <w:pPr>
+        <w:rPr>
+          <w:rFonts w:ascii="Arial" w:hAnsi="Arial" w:cs="Arial"/>
+        </w:rPr>
+      </w:pPr>
+      <w:r>
+        <w:rPr>
+          <w:rFonts w:ascii="Arial" w:hAnsi="Arial" w:cs="Arial"/>
+        </w:rPr>
         <w:t>Kennis</w:t>
       </w:r>
     </w:p>
@@ -140,8 +345,14 @@
           <w:ilvl w:val="0"/>
           <w:numId w:val="4"/>
         </w:numPr>
-      </w:pPr>
-      <w:r>
+        <w:rPr>
+          <w:rFonts w:ascii="Arial" w:hAnsi="Arial" w:cs="Arial"/>
+        </w:rPr>
+      </w:pPr>
+      <w:r>
+        <w:rPr>
+          <w:rFonts w:ascii="Arial" w:hAnsi="Arial" w:cs="Arial"/>
+        </w:rPr>
         <w:t>Tyfus</w:t>
       </w:r>
     </w:p>
@@ -152,8 +363,14 @@
           <w:ilvl w:val="0"/>
           <w:numId w:val="4"/>
         </w:numPr>
-      </w:pPr>
-      <w:r>
+        <w:rPr>
+          <w:rFonts w:ascii="Arial" w:hAnsi="Arial" w:cs="Arial"/>
+        </w:rPr>
+      </w:pPr>
+      <w:r>
+        <w:rPr>
+          <w:rFonts w:ascii="Arial" w:hAnsi="Arial" w:cs="Arial"/>
+        </w:rPr>
         <w:t>Tering</w:t>
       </w:r>
     </w:p>
@@ -164,8 +381,14 @@
           <w:ilvl w:val="0"/>
           <w:numId w:val="4"/>
         </w:numPr>
-      </w:pPr>
-      <w:r>
+        <w:rPr>
+          <w:rFonts w:ascii="Arial" w:hAnsi="Arial" w:cs="Arial"/>
+        </w:rPr>
+      </w:pPr>
+      <w:r>
+        <w:rPr>
+          <w:rFonts w:ascii="Arial" w:hAnsi="Arial" w:cs="Arial"/>
+        </w:rPr>
         <w:t>Mazelen</w:t>
       </w:r>
     </w:p>
@@ -176,8 +399,14 @@
           <w:ilvl w:val="0"/>
           <w:numId w:val="4"/>
         </w:numPr>
-      </w:pPr>
-      <w:r>
+        <w:rPr>
+          <w:rFonts w:ascii="Arial" w:hAnsi="Arial" w:cs="Arial"/>
+        </w:rPr>
+      </w:pPr>
+      <w:r>
+        <w:rPr>
+          <w:rFonts w:ascii="Arial" w:hAnsi="Arial" w:cs="Arial"/>
+        </w:rPr>
         <w:t>Scheurbuik</w:t>
       </w:r>
     </w:p>
@@ -188,8 +417,14 @@
           <w:ilvl w:val="0"/>
           <w:numId w:val="4"/>
         </w:numPr>
-      </w:pPr>
-      <w:r>
+        <w:rPr>
+          <w:rFonts w:ascii="Arial" w:hAnsi="Arial" w:cs="Arial"/>
+        </w:rPr>
+      </w:pPr>
+      <w:r>
+        <w:rPr>
+          <w:rFonts w:ascii="Arial" w:hAnsi="Arial" w:cs="Arial"/>
+        </w:rPr>
         <w:t>Griep</w:t>
       </w:r>
     </w:p>
@@ -200,8 +435,14 @@
           <w:ilvl w:val="0"/>
           <w:numId w:val="4"/>
         </w:numPr>
-      </w:pPr>
-      <w:r>
+        <w:rPr>
+          <w:rFonts w:ascii="Arial" w:hAnsi="Arial" w:cs="Arial"/>
+        </w:rPr>
+      </w:pPr>
+      <w:r>
+        <w:rPr>
+          <w:rFonts w:ascii="Arial" w:hAnsi="Arial" w:cs="Arial"/>
+        </w:rPr>
         <w:t>Covid 19</w:t>
       </w:r>
     </w:p>
@@ -1287,7 +1528,6 @@
   <w:style w:type="character" w:default="1" w:styleId="Standaardalinea-lettertype">
     <w:name w:val="Default Paragraph Font"/>
     <w:uiPriority w:val="1"/>
-    <w:semiHidden/>
     <w:unhideWhenUsed/>
   </w:style>
   <w:style w:type="table" w:default="1" w:styleId="Standaardtabel">

--- a/Fred.docx
+++ b/Fred.docx
@@ -84,60 +84,7 @@
           <w:rFonts w:ascii="Arial" w:hAnsi="Arial" w:cs="Arial"/>
         </w:rPr>
         <w:br/>
-      </w:r>
-      <w:r>
-        <w:rPr>
-          <w:rFonts w:ascii="Arial" w:hAnsi="Arial" w:cs="Arial"/>
-        </w:rPr>
-        <w:t xml:space="preserve">Fred is de zoon van een wetenschapper. Vlak voor de geboorte van Fred had zijn vader een doorbraak die de mensheid zal gaan veranderen. Helaas gebeurde net dat ene wat niet mocht gebeuren. Er brak een gigantisch virus de wereld in. Het werd een pandemie en later het einde van de gehele samenleving. Toen Fred 10 </w:t>
-      </w:r>
-      <w:r>
-        <w:rPr>
-          <w:rFonts w:ascii="Arial" w:hAnsi="Arial" w:cs="Arial"/>
-        </w:rPr>
-        <w:t xml:space="preserve">was </w:t>
-      </w:r>
-      <w:r>
-        <w:rPr>
-          <w:rFonts w:ascii="Arial" w:hAnsi="Arial" w:cs="Arial"/>
-        </w:rPr>
-        <w:t xml:space="preserve">zocht hij veel op over </w:t>
-      </w:r>
-      <w:r>
-        <w:rPr>
-          <w:rFonts w:ascii="Arial" w:hAnsi="Arial" w:cs="Arial"/>
-        </w:rPr>
-        <w:t>pandemisch</w:t>
-      </w:r>
-      <w:r>
-        <w:rPr>
-          <w:rFonts w:ascii="Arial" w:hAnsi="Arial" w:cs="Arial"/>
-        </w:rPr>
-        <w:t xml:space="preserve"> in de geschiedenis. Hij kwam artikels tegen zoals Tyfus, Tering, de mazelen of Covid 19. De laatste was erg recent</w:t>
-      </w:r>
-      <w:r>
-        <w:rPr>
-          <w:rFonts w:ascii="Arial" w:hAnsi="Arial" w:cs="Arial"/>
-        </w:rPr>
-        <w:t xml:space="preserve">, maar al </w:t>
-      </w:r>
-      <w:r>
-        <w:rPr>
-          <w:rFonts w:ascii="Arial" w:hAnsi="Arial" w:cs="Arial"/>
-        </w:rPr>
-        <w:t>30</w:t>
-      </w:r>
-      <w:r>
-        <w:rPr>
-          <w:rFonts w:ascii="Arial" w:hAnsi="Arial" w:cs="Arial"/>
-        </w:rPr>
-        <w:t xml:space="preserve"> jaar geleden</w:t>
-      </w:r>
-      <w:r>
-        <w:rPr>
-          <w:rFonts w:ascii="Arial" w:hAnsi="Arial" w:cs="Arial"/>
-        </w:rPr>
-        <w:t>. Op zijn 16</w:t>
+        <w:t>Fred is de zoon van een wetenschapper. Vlak voor de geboorte van Fred had zijn vader een doorbraak die de mensheid zal gaan veranderen. Helaas gebeurde net dat ene wat niet mocht gebeuren. Er brak een gigantisch virus de wereld in. Het werd een pandemie en later het einde van de gehele samenleving. Toen Fred 10 was zocht hij veel op over pandemisch in de geschiedenis. Hij kwam artikels tegen zoals Tyfus, Tering, de mazelen of Covid 19. De laatste was erg recent, maar al 30 jaar geleden. Op zijn 16</w:t>
       </w:r>
       <w:r>
         <w:rPr>
@@ -150,19 +97,7 @@
         <w:rPr>
           <w:rFonts w:ascii="Arial" w:hAnsi="Arial" w:cs="Arial"/>
         </w:rPr>
-        <w:t xml:space="preserve"> raakte Fred zelf besmet</w:t>
-      </w:r>
-      <w:r>
-        <w:rPr>
-          <w:rFonts w:ascii="Arial" w:hAnsi="Arial" w:cs="Arial"/>
-        </w:rPr>
-        <w:t xml:space="preserve"> met een onschuldige variant.</w:t>
-      </w:r>
-      <w:r>
-        <w:rPr>
-          <w:rFonts w:ascii="Arial" w:hAnsi="Arial" w:cs="Arial"/>
-        </w:rPr>
-        <w:t xml:space="preserve"> Dat was de </w:t>
+        <w:t xml:space="preserve"> raakte Fred zelf besmet met een onschuldige variant. Dat was de </w:t>
       </w:r>
       <w:proofErr w:type="spellStart"/>
       <w:r>
@@ -220,49 +155,7 @@
         <w:rPr>
           <w:rFonts w:ascii="Arial" w:hAnsi="Arial" w:cs="Arial"/>
         </w:rPr>
-        <w:t xml:space="preserve"> Hij werd naar een depot gebracht om de dodelijke ziektecellen te laten doden. </w:t>
-      </w:r>
-      <w:r>
-        <w:rPr>
-          <w:rFonts w:ascii="Arial" w:hAnsi="Arial" w:cs="Arial"/>
-        </w:rPr>
-        <w:t xml:space="preserve"> </w:t>
-      </w:r>
-      <w:r>
-        <w:rPr>
-          <w:rFonts w:ascii="Arial" w:hAnsi="Arial" w:cs="Arial"/>
-        </w:rPr>
-        <w:t>Door de chemo</w:t>
-      </w:r>
-      <w:r>
-        <w:rPr>
-          <w:rFonts w:ascii="Arial" w:hAnsi="Arial" w:cs="Arial"/>
-        </w:rPr>
-        <w:t xml:space="preserve"> raakte</w:t>
-      </w:r>
-      <w:r>
-        <w:rPr>
-          <w:rFonts w:ascii="Arial" w:hAnsi="Arial" w:cs="Arial"/>
-        </w:rPr>
-        <w:t xml:space="preserve"> Fred</w:t>
-      </w:r>
-      <w:r>
-        <w:rPr>
-          <w:rFonts w:ascii="Arial" w:hAnsi="Arial" w:cs="Arial"/>
-        </w:rPr>
-        <w:t xml:space="preserve"> in</w:t>
-      </w:r>
-      <w:r>
-        <w:rPr>
-          <w:rFonts w:ascii="Arial" w:hAnsi="Arial" w:cs="Arial"/>
-        </w:rPr>
-        <w:t xml:space="preserve"> een heftige</w:t>
-      </w:r>
-      <w:r>
-        <w:rPr>
-          <w:rFonts w:ascii="Arial" w:hAnsi="Arial" w:cs="Arial"/>
-        </w:rPr>
-        <w:t xml:space="preserve"> coma. Hij was ernstig ziek, maar het was niet de </w:t>
+        <w:t xml:space="preserve"> Hij werd naar een depot gebracht om de dodelijke ziektecellen te laten doden.  Door de chemo raakte Fred in een heftige coma. Hij was ernstig ziek, maar het was niet de </w:t>
       </w:r>
       <w:r>
         <w:rPr>
@@ -270,27 +163,13 @@
           <w:b/>
           <w:bCs/>
         </w:rPr>
-        <w:t>Cortex-Necrosis-7</w:t>
-      </w:r>
-      <w:r>
-        <w:rPr>
-          <w:rFonts w:ascii="Arial" w:hAnsi="Arial" w:cs="Arial"/>
-          <w:b/>
-          <w:bCs/>
-        </w:rPr>
-        <w:t xml:space="preserve"> </w:t>
-      </w:r>
-      <w:r>
-        <w:rPr>
-          <w:rFonts w:ascii="Arial" w:hAnsi="Arial" w:cs="Arial"/>
-        </w:rPr>
-        <w:t>die tegenwoordig heerst.</w:t>
-      </w:r>
-      <w:r>
-        <w:rPr>
-          <w:rFonts w:ascii="Arial" w:hAnsi="Arial" w:cs="Arial"/>
-        </w:rPr>
-        <w:t xml:space="preserve"> Fred was buiten westen en kwam op 27 jarige leeftijd terug. Inmiddels volwassen en vol vragen. Hij vond zichzelf op een oud depot waar hij medicatie moest vinden om terug op krachten te komen. Het infuus had zijn lichaam in tact gehouden en nu moet hij zoeken.</w:t>
+        <w:t xml:space="preserve">Cortex-Necrosis-7 </w:t>
+      </w:r>
+      <w:r>
+        <w:rPr>
+          <w:rFonts w:ascii="Arial" w:hAnsi="Arial" w:cs="Arial"/>
+        </w:rPr>
+        <w:t>die tegenwoordig heerst. Fred was buiten westen en kwam op 27 jarige leeftijd terug. Inmiddels volwassen en vol vragen. Hij vond zichzelf op een oud depot waar hij medicatie moest vinden om terug op krachten te komen. Het infuus had zijn lichaam in tact gehouden en nu moet hij zoeken.</w:t>
       </w:r>
     </w:p>
     <w:p>
@@ -310,11 +189,6 @@
           <w:rFonts w:ascii="Arial" w:hAnsi="Arial" w:cs="Arial"/>
         </w:rPr>
         <w:br/>
-      </w:r>
-      <w:r>
-        <w:rPr>
-          <w:rFonts w:ascii="Arial" w:hAnsi="Arial" w:cs="Arial"/>
-        </w:rPr>
         <w:t>Antistof:</w:t>
       </w:r>
       <w:r>
@@ -446,6 +320,7 @@
         <w:t>Covid 19</w:t>
       </w:r>
     </w:p>
+    <w:p/>
     <w:sectPr>
       <w:pgSz w:w="11906" w:h="16838"/>
       <w:pgMar w:top="1417" w:right="1417" w:bottom="1417" w:left="1417" w:header="708" w:footer="708" w:gutter="0"/>
@@ -1325,6 +1200,7 @@
   <w:style w:type="paragraph" w:default="1" w:styleId="Standaard">
     <w:name w:val="Normal"/>
     <w:qFormat/>
+    <w:rsid w:val="000B1D95"/>
   </w:style>
   <w:style w:type="paragraph" w:styleId="Kop1">
     <w:name w:val="heading 1"/>
@@ -1528,6 +1404,7 @@
   <w:style w:type="character" w:default="1" w:styleId="Standaardalinea-lettertype">
     <w:name w:val="Default Paragraph Font"/>
     <w:uiPriority w:val="1"/>
+    <w:semiHidden/>
     <w:unhideWhenUsed/>
   </w:style>
   <w:style w:type="table" w:default="1" w:styleId="Standaardtabel">

--- a/Fred.docx
+++ b/Fred.docx
@@ -270,15 +270,7 @@
           <w:b/>
           <w:bCs/>
         </w:rPr>
-        <w:t>Cortex-Necrosis-7</w:t>
-      </w:r>
-      <w:r>
-        <w:rPr>
-          <w:rFonts w:ascii="Arial" w:hAnsi="Arial" w:cs="Arial"/>
-          <w:b/>
-          <w:bCs/>
-        </w:rPr>
-        <w:t xml:space="preserve"> </w:t>
+        <w:t xml:space="preserve">Cortex-Necrosis-7 </w:t>
       </w:r>
       <w:r>
         <w:rPr>
@@ -1528,6 +1520,7 @@
   <w:style w:type="character" w:default="1" w:styleId="Standaardalinea-lettertype">
     <w:name w:val="Default Paragraph Font"/>
     <w:uiPriority w:val="1"/>
+    <w:semiHidden/>
     <w:unhideWhenUsed/>
   </w:style>
   <w:style w:type="table" w:default="1" w:styleId="Standaardtabel">

--- a/Fred.docx
+++ b/Fred.docx
@@ -99,7 +99,6 @@
         </w:rPr>
         <w:t xml:space="preserve"> raakte Fred zelf besmet met een onschuldige variant. Dat was de </w:t>
       </w:r>
-      <w:proofErr w:type="spellStart"/>
       <w:r>
         <w:rPr>
           <w:rFonts w:ascii="Arial" w:hAnsi="Arial" w:cs="Arial"/>
@@ -108,7 +107,6 @@
         </w:rPr>
         <w:t>Cohan</w:t>
       </w:r>
-      <w:proofErr w:type="spellEnd"/>
       <w:r>
         <w:rPr>
           <w:rFonts w:ascii="Arial" w:hAnsi="Arial" w:cs="Arial"/>
@@ -135,21 +133,7 @@
         <w:rPr>
           <w:rFonts w:ascii="Arial" w:hAnsi="Arial" w:cs="Arial"/>
         </w:rPr>
-        <w:t xml:space="preserve"> Vernoemd naar de hooggeleerde dokter James </w:t>
-      </w:r>
-      <w:proofErr w:type="spellStart"/>
-      <w:r>
-        <w:rPr>
-          <w:rFonts w:ascii="Arial" w:hAnsi="Arial" w:cs="Arial"/>
-        </w:rPr>
-        <w:t>Cohan</w:t>
-      </w:r>
-      <w:proofErr w:type="spellEnd"/>
-      <w:r>
-        <w:rPr>
-          <w:rFonts w:ascii="Arial" w:hAnsi="Arial" w:cs="Arial"/>
-        </w:rPr>
-        <w:t>.</w:t>
+        <w:t xml:space="preserve"> Vernoemd naar de hooggeleerde dokter James Cohan.</w:t>
       </w:r>
       <w:r>
         <w:rPr>

--- a/Fred.docx
+++ b/Fred.docx
@@ -99,6 +99,7 @@
         </w:rPr>
         <w:t xml:space="preserve"> raakte Fred zelf besmet met een onschuldige variant. Dat was de </w:t>
       </w:r>
+      <w:proofErr w:type="spellStart"/>
       <w:r>
         <w:rPr>
           <w:rFonts w:ascii="Arial" w:hAnsi="Arial" w:cs="Arial"/>
@@ -107,6 +108,7 @@
         </w:rPr>
         <w:t>Cohan</w:t>
       </w:r>
+      <w:proofErr w:type="spellEnd"/>
       <w:r>
         <w:rPr>
           <w:rFonts w:ascii="Arial" w:hAnsi="Arial" w:cs="Arial"/>
@@ -133,7 +135,45 @@
         <w:rPr>
           <w:rFonts w:ascii="Arial" w:hAnsi="Arial" w:cs="Arial"/>
         </w:rPr>
-        <w:t xml:space="preserve"> Vernoemd naar de hooggeleerde dokter James Cohan.</w:t>
+        <w:t xml:space="preserve"> Vernoemd naar de hooggeleerde </w:t>
+      </w:r>
+      <w:r>
+        <w:rPr>
+          <w:rFonts w:ascii="Arial" w:hAnsi="Arial" w:cs="Arial"/>
+          <w:b/>
+          <w:bCs/>
+        </w:rPr>
+        <w:t>dokter</w:t>
+      </w:r>
+      <w:r>
+        <w:rPr>
+          <w:rFonts w:ascii="Arial" w:hAnsi="Arial" w:cs="Arial"/>
+        </w:rPr>
+        <w:t xml:space="preserve"> </w:t>
+      </w:r>
+      <w:r>
+        <w:rPr>
+          <w:rFonts w:ascii="Arial" w:hAnsi="Arial" w:cs="Arial"/>
+          <w:b/>
+          <w:bCs/>
+        </w:rPr>
+        <w:t xml:space="preserve">James </w:t>
+      </w:r>
+      <w:proofErr w:type="spellStart"/>
+      <w:r>
+        <w:rPr>
+          <w:rFonts w:ascii="Arial" w:hAnsi="Arial" w:cs="Arial"/>
+          <w:b/>
+          <w:bCs/>
+        </w:rPr>
+        <w:t>Cohan</w:t>
+      </w:r>
+      <w:proofErr w:type="spellEnd"/>
+      <w:r>
+        <w:rPr>
+          <w:rFonts w:ascii="Arial" w:hAnsi="Arial" w:cs="Arial"/>
+        </w:rPr>
+        <w:t>.</w:t>
       </w:r>
       <w:r>
         <w:rPr>
